--- a/29. Matemática 4/Trabajos Prácticos/Trabajo Práctico N° 6 (R).docx
+++ b/29. Matemática 4/Trabajos Prácticos/Trabajo Práctico N° 6 (R).docx
@@ -55,7 +55,7 @@
           <w:b/>
           <w:sz w:val="32"/>
         </w:rPr>
-        <w:t>Aritmética Modular</w:t>
+        <w:t>Espacios Vectoriales - Transformaciones Lineales</w:t>
       </w:r>
       <w:r>
         <w:rPr>
@@ -742,7 +742,7 @@
           <w:u w:val="single"/>
         </w:rPr>
         <w:lastRenderedPageBreak/>
-        <w:t>Ejercicio 1</w:t>
+        <w:t xml:space="preserve">Ejercicio </w:t>
       </w:r>
       <w:r>
         <w:rPr>
@@ -762,6 +762,83 @@
           <w:szCs w:val="24"/>
           <w:u w:val="single"/>
         </w:rPr>
+        <w:t>1.</w:t>
+      </w:r>
+    </w:p>
+    <w:p>
+      <w:pPr>
+        <w:rPr>
+          <w:rFonts w:ascii="Times New Roman" w:hAnsi="Times New Roman" w:cs="Times New Roman"/>
+          <w:bCs/>
+          <w:sz w:val="24"/>
+        </w:rPr>
+      </w:pPr>
+    </w:p>
+    <w:p>
+      <w:pPr>
+        <w:rPr>
+          <w:rFonts w:ascii="Times New Roman" w:hAnsi="Times New Roman" w:cs="Times New Roman"/>
+          <w:bCs/>
+          <w:sz w:val="24"/>
+        </w:rPr>
+      </w:pPr>
+      <w:r>
+        <w:rPr>
+          <w:rFonts w:ascii="Times New Roman" w:hAnsi="Times New Roman" w:cs="Times New Roman"/>
+          <w:bCs/>
+          <w:sz w:val="24"/>
+        </w:rPr>
+        <w:br w:type="page"/>
+      </w:r>
+    </w:p>
+    <w:p>
+      <w:pPr>
+        <w:rPr>
+          <w:rFonts w:ascii="Times New Roman" w:hAnsi="Times New Roman" w:cs="Times New Roman"/>
+          <w:bCs/>
+          <w:sz w:val="28"/>
+          <w:szCs w:val="24"/>
+        </w:rPr>
+      </w:pPr>
+      <w:r>
+        <w:rPr>
+          <w:rFonts w:ascii="Times New Roman" w:hAnsi="Times New Roman" w:cs="Times New Roman"/>
+          <w:b/>
+          <w:sz w:val="28"/>
+          <w:szCs w:val="24"/>
+          <w:u w:val="single"/>
+        </w:rPr>
+        <w:lastRenderedPageBreak/>
+        <w:t xml:space="preserve">Ejercicio </w:t>
+      </w:r>
+      <w:r>
+        <w:rPr>
+          <w:rFonts w:ascii="Times New Roman" w:hAnsi="Times New Roman" w:cs="Times New Roman"/>
+          <w:b/>
+          <w:sz w:val="28"/>
+          <w:szCs w:val="24"/>
+          <w:u w:val="single"/>
+        </w:rPr>
+        <w:t>1</w:t>
+      </w:r>
+      <w:r>
+        <w:rPr>
+          <w:rFonts w:ascii="Times New Roman" w:hAnsi="Times New Roman" w:cs="Times New Roman"/>
+          <w:b/>
+          <w:sz w:val="28"/>
+          <w:szCs w:val="24"/>
+          <w:u w:val="single"/>
+        </w:rPr>
+        <w:t>2</w:t>
+      </w:r>
+      <w:r>
+        <w:rPr>
+          <w:rFonts w:ascii="Times New Roman" w:hAnsi="Times New Roman" w:cs="Times New Roman"/>
+          <w:b/>
+          <w:sz w:val="28"/>
+          <w:szCs w:val="24"/>
+          <w:u w:val="single"/>
+        </w:rPr>
         <w:t>.</w:t>
       </w:r>
     </w:p>
@@ -809,7 +886,546 @@
           <w:u w:val="single"/>
         </w:rPr>
         <w:lastRenderedPageBreak/>
-        <w:t>Ejercicio 1</w:t>
+        <w:t xml:space="preserve">Ejercicio </w:t>
+      </w:r>
+      <w:r>
+        <w:rPr>
+          <w:rFonts w:ascii="Times New Roman" w:hAnsi="Times New Roman" w:cs="Times New Roman"/>
+          <w:b/>
+          <w:sz w:val="28"/>
+          <w:szCs w:val="24"/>
+          <w:u w:val="single"/>
+        </w:rPr>
+        <w:t>1</w:t>
+      </w:r>
+      <w:r>
+        <w:rPr>
+          <w:rFonts w:ascii="Times New Roman" w:hAnsi="Times New Roman" w:cs="Times New Roman"/>
+          <w:b/>
+          <w:sz w:val="28"/>
+          <w:szCs w:val="24"/>
+          <w:u w:val="single"/>
+        </w:rPr>
+        <w:t>3</w:t>
+      </w:r>
+      <w:r>
+        <w:rPr>
+          <w:rFonts w:ascii="Times New Roman" w:hAnsi="Times New Roman" w:cs="Times New Roman"/>
+          <w:b/>
+          <w:sz w:val="28"/>
+          <w:szCs w:val="24"/>
+          <w:u w:val="single"/>
+        </w:rPr>
+        <w:t>.</w:t>
+      </w:r>
+    </w:p>
+    <w:p>
+      <w:pPr>
+        <w:rPr>
+          <w:rFonts w:ascii="Times New Roman" w:hAnsi="Times New Roman" w:cs="Times New Roman"/>
+          <w:bCs/>
+          <w:sz w:val="24"/>
+        </w:rPr>
+      </w:pPr>
+    </w:p>
+    <w:p>
+      <w:pPr>
+        <w:rPr>
+          <w:rFonts w:ascii="Times New Roman" w:hAnsi="Times New Roman" w:cs="Times New Roman"/>
+          <w:bCs/>
+          <w:sz w:val="24"/>
+        </w:rPr>
+      </w:pPr>
+      <w:r>
+        <w:rPr>
+          <w:rFonts w:ascii="Times New Roman" w:hAnsi="Times New Roman" w:cs="Times New Roman"/>
+          <w:bCs/>
+          <w:sz w:val="24"/>
+        </w:rPr>
+        <w:br w:type="page"/>
+      </w:r>
+    </w:p>
+    <w:p>
+      <w:pPr>
+        <w:rPr>
+          <w:rFonts w:ascii="Times New Roman" w:hAnsi="Times New Roman" w:cs="Times New Roman"/>
+          <w:bCs/>
+          <w:sz w:val="28"/>
+          <w:szCs w:val="24"/>
+        </w:rPr>
+      </w:pPr>
+      <w:r>
+        <w:rPr>
+          <w:rFonts w:ascii="Times New Roman" w:hAnsi="Times New Roman" w:cs="Times New Roman"/>
+          <w:b/>
+          <w:sz w:val="28"/>
+          <w:szCs w:val="24"/>
+          <w:u w:val="single"/>
+        </w:rPr>
+        <w:lastRenderedPageBreak/>
+        <w:t xml:space="preserve">Ejercicio </w:t>
+      </w:r>
+      <w:r>
+        <w:rPr>
+          <w:rFonts w:ascii="Times New Roman" w:hAnsi="Times New Roman" w:cs="Times New Roman"/>
+          <w:b/>
+          <w:sz w:val="28"/>
+          <w:szCs w:val="24"/>
+          <w:u w:val="single"/>
+        </w:rPr>
+        <w:t>1</w:t>
+      </w:r>
+      <w:r>
+        <w:rPr>
+          <w:rFonts w:ascii="Times New Roman" w:hAnsi="Times New Roman" w:cs="Times New Roman"/>
+          <w:b/>
+          <w:sz w:val="28"/>
+          <w:szCs w:val="24"/>
+          <w:u w:val="single"/>
+        </w:rPr>
+        <w:t>4</w:t>
+      </w:r>
+      <w:r>
+        <w:rPr>
+          <w:rFonts w:ascii="Times New Roman" w:hAnsi="Times New Roman" w:cs="Times New Roman"/>
+          <w:b/>
+          <w:sz w:val="28"/>
+          <w:szCs w:val="24"/>
+          <w:u w:val="single"/>
+        </w:rPr>
+        <w:t>.</w:t>
+      </w:r>
+    </w:p>
+    <w:p>
+      <w:pPr>
+        <w:rPr>
+          <w:rFonts w:ascii="Times New Roman" w:hAnsi="Times New Roman" w:cs="Times New Roman"/>
+          <w:bCs/>
+          <w:sz w:val="24"/>
+        </w:rPr>
+      </w:pPr>
+    </w:p>
+    <w:p>
+      <w:pPr>
+        <w:rPr>
+          <w:rFonts w:ascii="Times New Roman" w:hAnsi="Times New Roman" w:cs="Times New Roman"/>
+          <w:bCs/>
+          <w:sz w:val="24"/>
+        </w:rPr>
+      </w:pPr>
+      <w:r>
+        <w:rPr>
+          <w:rFonts w:ascii="Times New Roman" w:hAnsi="Times New Roman" w:cs="Times New Roman"/>
+          <w:bCs/>
+          <w:sz w:val="24"/>
+        </w:rPr>
+        <w:br w:type="page"/>
+      </w:r>
+    </w:p>
+    <w:p>
+      <w:pPr>
+        <w:rPr>
+          <w:rFonts w:ascii="Times New Roman" w:hAnsi="Times New Roman" w:cs="Times New Roman"/>
+          <w:bCs/>
+          <w:sz w:val="28"/>
+          <w:szCs w:val="24"/>
+        </w:rPr>
+      </w:pPr>
+      <w:r>
+        <w:rPr>
+          <w:rFonts w:ascii="Times New Roman" w:hAnsi="Times New Roman" w:cs="Times New Roman"/>
+          <w:b/>
+          <w:sz w:val="28"/>
+          <w:szCs w:val="24"/>
+          <w:u w:val="single"/>
+        </w:rPr>
+        <w:lastRenderedPageBreak/>
+        <w:t xml:space="preserve">Ejercicio </w:t>
+      </w:r>
+      <w:r>
+        <w:rPr>
+          <w:rFonts w:ascii="Times New Roman" w:hAnsi="Times New Roman" w:cs="Times New Roman"/>
+          <w:b/>
+          <w:sz w:val="28"/>
+          <w:szCs w:val="24"/>
+          <w:u w:val="single"/>
+        </w:rPr>
+        <w:t>1</w:t>
+      </w:r>
+      <w:r>
+        <w:rPr>
+          <w:rFonts w:ascii="Times New Roman" w:hAnsi="Times New Roman" w:cs="Times New Roman"/>
+          <w:b/>
+          <w:sz w:val="28"/>
+          <w:szCs w:val="24"/>
+          <w:u w:val="single"/>
+        </w:rPr>
+        <w:t>5</w:t>
+      </w:r>
+      <w:r>
+        <w:rPr>
+          <w:rFonts w:ascii="Times New Roman" w:hAnsi="Times New Roman" w:cs="Times New Roman"/>
+          <w:b/>
+          <w:sz w:val="28"/>
+          <w:szCs w:val="24"/>
+          <w:u w:val="single"/>
+        </w:rPr>
+        <w:t>.</w:t>
+      </w:r>
+    </w:p>
+    <w:p>
+      <w:pPr>
+        <w:rPr>
+          <w:rFonts w:ascii="Times New Roman" w:hAnsi="Times New Roman" w:cs="Times New Roman"/>
+          <w:bCs/>
+          <w:sz w:val="24"/>
+        </w:rPr>
+      </w:pPr>
+    </w:p>
+    <w:p>
+      <w:pPr>
+        <w:rPr>
+          <w:rFonts w:ascii="Times New Roman" w:hAnsi="Times New Roman" w:cs="Times New Roman"/>
+          <w:bCs/>
+          <w:sz w:val="24"/>
+        </w:rPr>
+      </w:pPr>
+      <w:r>
+        <w:rPr>
+          <w:rFonts w:ascii="Times New Roman" w:hAnsi="Times New Roman" w:cs="Times New Roman"/>
+          <w:bCs/>
+          <w:sz w:val="24"/>
+        </w:rPr>
+        <w:br w:type="page"/>
+      </w:r>
+    </w:p>
+    <w:p>
+      <w:pPr>
+        <w:rPr>
+          <w:rFonts w:ascii="Times New Roman" w:hAnsi="Times New Roman" w:cs="Times New Roman"/>
+          <w:bCs/>
+          <w:sz w:val="28"/>
+          <w:szCs w:val="24"/>
+        </w:rPr>
+      </w:pPr>
+      <w:r>
+        <w:rPr>
+          <w:rFonts w:ascii="Times New Roman" w:hAnsi="Times New Roman" w:cs="Times New Roman"/>
+          <w:b/>
+          <w:sz w:val="28"/>
+          <w:szCs w:val="24"/>
+          <w:u w:val="single"/>
+        </w:rPr>
+        <w:lastRenderedPageBreak/>
+        <w:t xml:space="preserve">Ejercicio </w:t>
+      </w:r>
+      <w:r>
+        <w:rPr>
+          <w:rFonts w:ascii="Times New Roman" w:hAnsi="Times New Roman" w:cs="Times New Roman"/>
+          <w:b/>
+          <w:sz w:val="28"/>
+          <w:szCs w:val="24"/>
+          <w:u w:val="single"/>
+        </w:rPr>
+        <w:t>1</w:t>
+      </w:r>
+      <w:r>
+        <w:rPr>
+          <w:rFonts w:ascii="Times New Roman" w:hAnsi="Times New Roman" w:cs="Times New Roman"/>
+          <w:b/>
+          <w:sz w:val="28"/>
+          <w:szCs w:val="24"/>
+          <w:u w:val="single"/>
+        </w:rPr>
+        <w:t>6</w:t>
+      </w:r>
+      <w:r>
+        <w:rPr>
+          <w:rFonts w:ascii="Times New Roman" w:hAnsi="Times New Roman" w:cs="Times New Roman"/>
+          <w:b/>
+          <w:sz w:val="28"/>
+          <w:szCs w:val="24"/>
+          <w:u w:val="single"/>
+        </w:rPr>
+        <w:t>.</w:t>
+      </w:r>
+    </w:p>
+    <w:p>
+      <w:pPr>
+        <w:rPr>
+          <w:rFonts w:ascii="Times New Roman" w:hAnsi="Times New Roman" w:cs="Times New Roman"/>
+          <w:bCs/>
+          <w:sz w:val="24"/>
+        </w:rPr>
+      </w:pPr>
+    </w:p>
+    <w:p>
+      <w:pPr>
+        <w:rPr>
+          <w:rFonts w:ascii="Times New Roman" w:hAnsi="Times New Roman" w:cs="Times New Roman"/>
+          <w:bCs/>
+          <w:sz w:val="24"/>
+        </w:rPr>
+      </w:pPr>
+      <w:r>
+        <w:rPr>
+          <w:rFonts w:ascii="Times New Roman" w:hAnsi="Times New Roman" w:cs="Times New Roman"/>
+          <w:bCs/>
+          <w:sz w:val="24"/>
+        </w:rPr>
+        <w:br w:type="page"/>
+      </w:r>
+    </w:p>
+    <w:p>
+      <w:pPr>
+        <w:rPr>
+          <w:rFonts w:ascii="Times New Roman" w:hAnsi="Times New Roman" w:cs="Times New Roman"/>
+          <w:bCs/>
+          <w:sz w:val="28"/>
+          <w:szCs w:val="24"/>
+        </w:rPr>
+      </w:pPr>
+      <w:r>
+        <w:rPr>
+          <w:rFonts w:ascii="Times New Roman" w:hAnsi="Times New Roman" w:cs="Times New Roman"/>
+          <w:b/>
+          <w:sz w:val="28"/>
+          <w:szCs w:val="24"/>
+          <w:u w:val="single"/>
+        </w:rPr>
+        <w:lastRenderedPageBreak/>
+        <w:t xml:space="preserve">Ejercicio </w:t>
+      </w:r>
+      <w:r>
+        <w:rPr>
+          <w:rFonts w:ascii="Times New Roman" w:hAnsi="Times New Roman" w:cs="Times New Roman"/>
+          <w:b/>
+          <w:sz w:val="28"/>
+          <w:szCs w:val="24"/>
+          <w:u w:val="single"/>
+        </w:rPr>
+        <w:t>1</w:t>
+      </w:r>
+      <w:r>
+        <w:rPr>
+          <w:rFonts w:ascii="Times New Roman" w:hAnsi="Times New Roman" w:cs="Times New Roman"/>
+          <w:b/>
+          <w:sz w:val="28"/>
+          <w:szCs w:val="24"/>
+          <w:u w:val="single"/>
+        </w:rPr>
+        <w:t>7</w:t>
+      </w:r>
+      <w:r>
+        <w:rPr>
+          <w:rFonts w:ascii="Times New Roman" w:hAnsi="Times New Roman" w:cs="Times New Roman"/>
+          <w:b/>
+          <w:sz w:val="28"/>
+          <w:szCs w:val="24"/>
+          <w:u w:val="single"/>
+        </w:rPr>
+        <w:t>.</w:t>
+      </w:r>
+    </w:p>
+    <w:p>
+      <w:pPr>
+        <w:rPr>
+          <w:rFonts w:ascii="Times New Roman" w:hAnsi="Times New Roman" w:cs="Times New Roman"/>
+          <w:bCs/>
+          <w:sz w:val="24"/>
+        </w:rPr>
+      </w:pPr>
+    </w:p>
+    <w:p>
+      <w:pPr>
+        <w:rPr>
+          <w:rFonts w:ascii="Times New Roman" w:hAnsi="Times New Roman" w:cs="Times New Roman"/>
+          <w:bCs/>
+          <w:sz w:val="24"/>
+        </w:rPr>
+      </w:pPr>
+      <w:r>
+        <w:rPr>
+          <w:rFonts w:ascii="Times New Roman" w:hAnsi="Times New Roman" w:cs="Times New Roman"/>
+          <w:bCs/>
+          <w:sz w:val="24"/>
+        </w:rPr>
+        <w:br w:type="page"/>
+      </w:r>
+    </w:p>
+    <w:p>
+      <w:pPr>
+        <w:rPr>
+          <w:rFonts w:ascii="Times New Roman" w:hAnsi="Times New Roman" w:cs="Times New Roman"/>
+          <w:bCs/>
+          <w:sz w:val="28"/>
+          <w:szCs w:val="24"/>
+        </w:rPr>
+      </w:pPr>
+      <w:r>
+        <w:rPr>
+          <w:rFonts w:ascii="Times New Roman" w:hAnsi="Times New Roman" w:cs="Times New Roman"/>
+          <w:b/>
+          <w:sz w:val="28"/>
+          <w:szCs w:val="24"/>
+          <w:u w:val="single"/>
+        </w:rPr>
+        <w:lastRenderedPageBreak/>
+        <w:t xml:space="preserve">Ejercicio </w:t>
+      </w:r>
+      <w:r>
+        <w:rPr>
+          <w:rFonts w:ascii="Times New Roman" w:hAnsi="Times New Roman" w:cs="Times New Roman"/>
+          <w:b/>
+          <w:sz w:val="28"/>
+          <w:szCs w:val="24"/>
+          <w:u w:val="single"/>
+        </w:rPr>
+        <w:t>1</w:t>
+      </w:r>
+      <w:r>
+        <w:rPr>
+          <w:rFonts w:ascii="Times New Roman" w:hAnsi="Times New Roman" w:cs="Times New Roman"/>
+          <w:b/>
+          <w:sz w:val="28"/>
+          <w:szCs w:val="24"/>
+          <w:u w:val="single"/>
+        </w:rPr>
+        <w:t>8</w:t>
+      </w:r>
+      <w:r>
+        <w:rPr>
+          <w:rFonts w:ascii="Times New Roman" w:hAnsi="Times New Roman" w:cs="Times New Roman"/>
+          <w:b/>
+          <w:sz w:val="28"/>
+          <w:szCs w:val="24"/>
+          <w:u w:val="single"/>
+        </w:rPr>
+        <w:t>.</w:t>
+      </w:r>
+    </w:p>
+    <w:p>
+      <w:pPr>
+        <w:rPr>
+          <w:rFonts w:ascii="Times New Roman" w:hAnsi="Times New Roman" w:cs="Times New Roman"/>
+          <w:bCs/>
+          <w:sz w:val="24"/>
+        </w:rPr>
+      </w:pPr>
+    </w:p>
+    <w:p>
+      <w:pPr>
+        <w:rPr>
+          <w:rFonts w:ascii="Times New Roman" w:hAnsi="Times New Roman" w:cs="Times New Roman"/>
+          <w:bCs/>
+          <w:sz w:val="24"/>
+        </w:rPr>
+      </w:pPr>
+      <w:r>
+        <w:rPr>
+          <w:rFonts w:ascii="Times New Roman" w:hAnsi="Times New Roman" w:cs="Times New Roman"/>
+          <w:bCs/>
+          <w:sz w:val="24"/>
+        </w:rPr>
+        <w:br w:type="page"/>
+      </w:r>
+    </w:p>
+    <w:p>
+      <w:pPr>
+        <w:rPr>
+          <w:rFonts w:ascii="Times New Roman" w:hAnsi="Times New Roman" w:cs="Times New Roman"/>
+          <w:bCs/>
+          <w:sz w:val="28"/>
+          <w:szCs w:val="24"/>
+        </w:rPr>
+      </w:pPr>
+      <w:r>
+        <w:rPr>
+          <w:rFonts w:ascii="Times New Roman" w:hAnsi="Times New Roman" w:cs="Times New Roman"/>
+          <w:b/>
+          <w:sz w:val="28"/>
+          <w:szCs w:val="24"/>
+          <w:u w:val="single"/>
+        </w:rPr>
+        <w:lastRenderedPageBreak/>
+        <w:t xml:space="preserve">Ejercicio </w:t>
+      </w:r>
+      <w:r>
+        <w:rPr>
+          <w:rFonts w:ascii="Times New Roman" w:hAnsi="Times New Roman" w:cs="Times New Roman"/>
+          <w:b/>
+          <w:sz w:val="28"/>
+          <w:szCs w:val="24"/>
+          <w:u w:val="single"/>
+        </w:rPr>
+        <w:t>1</w:t>
+      </w:r>
+      <w:r>
+        <w:rPr>
+          <w:rFonts w:ascii="Times New Roman" w:hAnsi="Times New Roman" w:cs="Times New Roman"/>
+          <w:b/>
+          <w:sz w:val="28"/>
+          <w:szCs w:val="24"/>
+          <w:u w:val="single"/>
+        </w:rPr>
+        <w:t>9</w:t>
+      </w:r>
+      <w:r>
+        <w:rPr>
+          <w:rFonts w:ascii="Times New Roman" w:hAnsi="Times New Roman" w:cs="Times New Roman"/>
+          <w:b/>
+          <w:sz w:val="28"/>
+          <w:szCs w:val="24"/>
+          <w:u w:val="single"/>
+        </w:rPr>
+        <w:t>.</w:t>
+      </w:r>
+    </w:p>
+    <w:p>
+      <w:pPr>
+        <w:rPr>
+          <w:rFonts w:ascii="Times New Roman" w:hAnsi="Times New Roman" w:cs="Times New Roman"/>
+          <w:bCs/>
+          <w:sz w:val="24"/>
+        </w:rPr>
+      </w:pPr>
+    </w:p>
+    <w:p>
+      <w:pPr>
+        <w:rPr>
+          <w:rFonts w:ascii="Times New Roman" w:hAnsi="Times New Roman" w:cs="Times New Roman"/>
+          <w:bCs/>
+          <w:sz w:val="24"/>
+        </w:rPr>
+      </w:pPr>
+      <w:r>
+        <w:rPr>
+          <w:rFonts w:ascii="Times New Roman" w:hAnsi="Times New Roman" w:cs="Times New Roman"/>
+          <w:bCs/>
+          <w:sz w:val="24"/>
+        </w:rPr>
+        <w:br w:type="page"/>
+      </w:r>
+    </w:p>
+    <w:p>
+      <w:pPr>
+        <w:rPr>
+          <w:rFonts w:ascii="Times New Roman" w:hAnsi="Times New Roman" w:cs="Times New Roman"/>
+          <w:bCs/>
+          <w:sz w:val="28"/>
+          <w:szCs w:val="24"/>
+        </w:rPr>
+      </w:pPr>
+      <w:r>
+        <w:rPr>
+          <w:rFonts w:ascii="Times New Roman" w:hAnsi="Times New Roman" w:cs="Times New Roman"/>
+          <w:b/>
+          <w:sz w:val="28"/>
+          <w:szCs w:val="24"/>
+          <w:u w:val="single"/>
+        </w:rPr>
+        <w:lastRenderedPageBreak/>
+        <w:t xml:space="preserve">Ejercicio </w:t>
       </w:r>
       <w:r>
         <w:rPr>
@@ -829,6 +1445,16 @@
           <w:szCs w:val="24"/>
           <w:u w:val="single"/>
         </w:rPr>
+        <w:t>0</w:t>
+      </w:r>
+      <w:r>
+        <w:rPr>
+          <w:rFonts w:ascii="Times New Roman" w:hAnsi="Times New Roman" w:cs="Times New Roman"/>
+          <w:b/>
+          <w:sz w:val="28"/>
+          <w:szCs w:val="24"/>
+          <w:u w:val="single"/>
+        </w:rPr>
         <w:t>.</w:t>
       </w:r>
     </w:p>
@@ -876,17 +1502,17 @@
           <w:u w:val="single"/>
         </w:rPr>
         <w:lastRenderedPageBreak/>
-        <w:t>Ejercicio 1</w:t>
-      </w:r>
-      <w:r>
-        <w:rPr>
-          <w:rFonts w:ascii="Times New Roman" w:hAnsi="Times New Roman" w:cs="Times New Roman"/>
-          <w:b/>
-          <w:sz w:val="28"/>
-          <w:szCs w:val="24"/>
-          <w:u w:val="single"/>
-        </w:rPr>
-        <w:t>3</w:t>
+        <w:t xml:space="preserve">Ejercicio </w:t>
+      </w:r>
+      <w:r>
+        <w:rPr>
+          <w:rFonts w:ascii="Times New Roman" w:hAnsi="Times New Roman" w:cs="Times New Roman"/>
+          <w:b/>
+          <w:sz w:val="28"/>
+          <w:szCs w:val="24"/>
+          <w:u w:val="single"/>
+        </w:rPr>
+        <w:t>21</w:t>
       </w:r>
       <w:r>
         <w:rPr>
@@ -943,84 +1569,17 @@
           <w:u w:val="single"/>
         </w:rPr>
         <w:lastRenderedPageBreak/>
-        <w:t>Ejercicio 1</w:t>
-      </w:r>
-      <w:r>
-        <w:rPr>
-          <w:rFonts w:ascii="Times New Roman" w:hAnsi="Times New Roman" w:cs="Times New Roman"/>
-          <w:b/>
-          <w:sz w:val="28"/>
-          <w:szCs w:val="24"/>
-          <w:u w:val="single"/>
-        </w:rPr>
-        <w:t>4</w:t>
-      </w:r>
-      <w:r>
-        <w:rPr>
-          <w:rFonts w:ascii="Times New Roman" w:hAnsi="Times New Roman" w:cs="Times New Roman"/>
-          <w:b/>
-          <w:sz w:val="28"/>
-          <w:szCs w:val="24"/>
-          <w:u w:val="single"/>
-        </w:rPr>
-        <w:t>.</w:t>
-      </w:r>
-    </w:p>
-    <w:p>
-      <w:pPr>
-        <w:rPr>
-          <w:rFonts w:ascii="Times New Roman" w:hAnsi="Times New Roman" w:cs="Times New Roman"/>
-          <w:bCs/>
-          <w:sz w:val="24"/>
-        </w:rPr>
-      </w:pPr>
-    </w:p>
-    <w:p>
-      <w:pPr>
-        <w:rPr>
-          <w:rFonts w:ascii="Times New Roman" w:hAnsi="Times New Roman" w:cs="Times New Roman"/>
-          <w:bCs/>
-          <w:sz w:val="24"/>
-        </w:rPr>
-      </w:pPr>
-      <w:r>
-        <w:rPr>
-          <w:rFonts w:ascii="Times New Roman" w:hAnsi="Times New Roman" w:cs="Times New Roman"/>
-          <w:bCs/>
-          <w:sz w:val="24"/>
-        </w:rPr>
-        <w:br w:type="page"/>
-      </w:r>
-    </w:p>
-    <w:p>
-      <w:pPr>
-        <w:rPr>
-          <w:rFonts w:ascii="Times New Roman" w:hAnsi="Times New Roman" w:cs="Times New Roman"/>
-          <w:bCs/>
-          <w:sz w:val="28"/>
-          <w:szCs w:val="24"/>
-        </w:rPr>
-      </w:pPr>
-      <w:r>
-        <w:rPr>
-          <w:rFonts w:ascii="Times New Roman" w:hAnsi="Times New Roman" w:cs="Times New Roman"/>
-          <w:b/>
-          <w:sz w:val="28"/>
-          <w:szCs w:val="24"/>
-          <w:u w:val="single"/>
-        </w:rPr>
-        <w:lastRenderedPageBreak/>
-        <w:t>Ejercicio 1</w:t>
-      </w:r>
-      <w:r>
-        <w:rPr>
-          <w:rFonts w:ascii="Times New Roman" w:hAnsi="Times New Roman" w:cs="Times New Roman"/>
-          <w:b/>
-          <w:sz w:val="28"/>
-          <w:szCs w:val="24"/>
-          <w:u w:val="single"/>
-        </w:rPr>
-        <w:t>5</w:t>
+        <w:t xml:space="preserve">Ejercicio </w:t>
+      </w:r>
+      <w:r>
+        <w:rPr>
+          <w:rFonts w:ascii="Times New Roman" w:hAnsi="Times New Roman" w:cs="Times New Roman"/>
+          <w:b/>
+          <w:sz w:val="28"/>
+          <w:szCs w:val="24"/>
+          <w:u w:val="single"/>
+        </w:rPr>
+        <w:t>22</w:t>
       </w:r>
       <w:r>
         <w:rPr>
